--- a/Demo_Technical_Guide.docx
+++ b/Demo_Technical_Guide.docx
@@ -8,7 +8,7 @@
         <w:jc w:val="center"/>
       </w:pPr>
       <w:r>
-        <w:t>H+ Health Insurance Demo</w:t>
+        <w:t>Bupa Fraud Detection Demo</w:t>
       </w:r>
     </w:p>
     <w:p>
@@ -69,7 +69,7 @@
         <w:pStyle w:val="ListBullet2"/>
       </w:pPr>
       <w:r>
-        <w:t>~2,100 lines of code</w:t>
+        <w:t>~2,300 lines of code</w:t>
       </w:r>
     </w:p>
     <w:p>
@@ -107,7 +107,7 @@
     </w:p>
     <w:p>
       <w:r>
-        <w:t>Four presentation slides that set context</w:t>
+        <w:t>Five presentation slides that set context, plus one manual-access backup slide</w:t>
       </w:r>
     </w:p>
     <w:p>
@@ -115,7 +115,7 @@
         <w:pStyle w:val="ListBullet2"/>
       </w:pPr>
       <w:r>
-        <w:t>Slide 1: The Problem</w:t>
+        <w:t>Slide 1: Agenda (Background, Quantify Bupa Fraud POC, Target Outcome, Requirements)</w:t>
       </w:r>
     </w:p>
     <w:p>
@@ -123,7 +123,7 @@
         <w:pStyle w:val="ListBullet2"/>
       </w:pPr>
       <w:r>
-        <w:t>Slide 2: The Solution (3-phase pipeline)</w:t>
+        <w:t>Slide 2: The Problem (the fraud estimate and why prevention beats recovery)</w:t>
       </w:r>
     </w:p>
     <w:p>
@@ -131,7 +131,7 @@
         <w:pStyle w:val="ListBullet2"/>
       </w:pPr>
       <w:r>
-        <w:t>Slide 3: Why It Matters (key benefits)</w:t>
+        <w:t>Slide 3: The Business Case for Prevention (POC scope, methodology, outcome, requirements)</w:t>
       </w:r>
     </w:p>
     <w:p>
@@ -139,15 +139,31 @@
         <w:pStyle w:val="ListBullet2"/>
       </w:pPr>
       <w:r>
-        <w:t>Slide 4: Live Demo</w:t>
+        <w:t>Slide 4: Three Phases (One Intelligent Pipeline)</w:t>
       </w:r>
     </w:p>
     <w:p>
       <w:pPr>
+        <w:pStyle w:val="ListBullet2"/>
+      </w:pPr>
+      <w:r>
+        <w:t>Slide 5: Powered by Pega (Why Pega) - ends with the Launch Demo button</w:t>
+      </w:r>
+    </w:p>
+    <w:p>
+      <w:pPr>
+        <w:pStyle w:val="ListBullet2"/>
+      </w:pPr>
+      <w:r>
+        <w:t>Backup slide: "Three Hops" identity-graph diagram - reachable only via the B key or the dashed Backup button, not part of the main sequence or Rolling Demo</w:t>
+      </w:r>
+    </w:p>
+    <w:p>
+      <w:pPr>
         <w:pStyle w:val="ListBullet"/>
       </w:pPr>
       <w:r>
-        <w:t>Keyboard: S = Slides mode, Space = next slide</w:t>
+        <w:t>Keyboard: S = Slides mode, Space / ← → = previous-next slide, B = jump to Backup slide</w:t>
       </w:r>
     </w:p>
     <w:p/>
@@ -161,7 +177,7 @@
     </w:p>
     <w:p>
       <w:r>
-        <w:t>Interactive claim portal with 6 real scenarios</w:t>
+        <w:t>"Phase 1 Dataset Analysis" tool with 6 real scenarios - framed as validating member-entered data against historical receipts, not a live claim portal</w:t>
       </w:r>
     </w:p>
     <w:p>
@@ -169,7 +185,7 @@
         <w:pStyle w:val="ListBullet2"/>
       </w:pPr>
       <w:r>
-        <w:t>Document upload section (fake, instant completion)</w:t>
+        <w:t>"Load Document" upload section (fake, instant completion)</w:t>
       </w:r>
     </w:p>
     <w:p>
@@ -231,6 +247,14 @@
         <w:pStyle w:val="ListBullet2"/>
       </w:pPr>
       <w:r>
+        <w:t>Discrepancy column - claimed-vs-receipt mismatch amount with an ↑ arrow, sortable, blank for clean claims (e.g. CLM-0842: $42.50 ↑)</w:t>
+      </w:r>
+    </w:p>
+    <w:p>
+      <w:pPr>
+        <w:pStyle w:val="ListBullet2"/>
+      </w:pPr>
+      <w:r>
         <w:t>Sortable columns</w:t>
       </w:r>
     </w:p>
@@ -247,7 +271,7 @@
         <w:pStyle w:val="ListBullet"/>
       </w:pPr>
       <w:r>
-        <w:t>Keyboard: Tab = Portal, Tab = Report</w:t>
+        <w:t>Keyboard: no shortcut - click the Portal / Report tabs to switch</w:t>
       </w:r>
     </w:p>
     <w:p/>
@@ -418,7 +442,7 @@
         <w:pStyle w:val="ListBullet"/>
       </w:pPr>
       <w:r>
-        <w:t>Result: FAILS at Claim-to-Receipt Match</w:t>
+        <w:t>Result: FAILS - Claim-to-Receipt Match (amber warning) plus Font Consistency and Metadata &amp; Provenance both fail (red); Phase 1 score 0.28. Phases 2 and 3 never run - this scenario is scoped to Phase 1 only.</w:t>
       </w:r>
     </w:p>
     <w:p>
@@ -426,7 +450,7 @@
         <w:pStyle w:val="ListBullet"/>
       </w:pPr>
       <w:r>
-        <w:t>Purpose: Show document forensics catching discrepancies</w:t>
+        <w:t>Purpose: Show document forensics catching discrepancies - a dedicated panel appears under the Phase 1 result showing Member Entered ($487.50) vs Receipt Shows ($445.00) vs Discrepancy ($42.50, 10.8%) and "Result: MISMATCH DETECTED"</w:t>
       </w:r>
     </w:p>
     <w:p/>
@@ -743,7 +767,7 @@
         <w:pStyle w:val="ListBullet"/>
       </w:pPr>
       <w:r>
-        <w:t>Flow:</w:t>
+        <w:t>Flow (this is the upload-validation sequence, on the claim form before the pipeline modal opens):</w:t>
       </w:r>
     </w:p>
     <w:p>
@@ -751,7 +775,7 @@
         <w:pStyle w:val="ListBullet2"/>
       </w:pPr>
       <w:r>
-        <w:t>0.8s: Document type → PASS</w:t>
+        <w:t>0.8s: Document type confirmed ✓</w:t>
       </w:r>
     </w:p>
     <w:p>
@@ -759,7 +783,7 @@
         <w:pStyle w:val="ListBullet2"/>
       </w:pPr>
       <w:r>
-        <w:t>3.0s: Field extraction → PASS</w:t>
+        <w:t>3.0s: Field extraction complete ✓</w:t>
       </w:r>
     </w:p>
     <w:p>
@@ -767,7 +791,7 @@
         <w:pStyle w:val="ListBullet2"/>
       </w:pPr>
       <w:r>
-        <w:t>5.2s: Confidence scoring → PASS</w:t>
+        <w:t>5.2s: Confidence scoring complete ✓</w:t>
       </w:r>
     </w:p>
     <w:p>
@@ -775,7 +799,23 @@
         <w:pStyle w:val="ListBullet2"/>
       </w:pPr>
       <w:r>
-        <w:t>8.2s: Pre-flight gate → PASS/FAIL</w:t>
+        <w:t>[3-second pause - nothing happens]</w:t>
+      </w:r>
+    </w:p>
+    <w:p>
+      <w:pPr>
+        <w:pStyle w:val="ListBullet2"/>
+      </w:pPr>
+      <w:r>
+        <w:t>8.2s-9.2s: the 6 form fields flash green one at a time, 200ms apart, 800ms each (Attachment 1 only - a second upload populates the fields silently, no highlight)</w:t>
+      </w:r>
+    </w:p>
+    <w:p>
+      <w:pPr>
+        <w:pStyle w:val="ListBullet2"/>
+      </w:pPr>
+      <w:r>
+        <w:t>10.0s: Pre-flight gate passed → PASS/FAIL (this is when the pipeline can open)</w:t>
       </w:r>
     </w:p>
     <w:p/>
@@ -824,7 +864,7 @@
         <w:pStyle w:val="ListBullet2"/>
       </w:pPr>
       <w:r>
-        <w:t>Shared Origin Detection</w:t>
+        <w:t>Distance, IP block and waiver-abuse checks</w:t>
       </w:r>
     </w:p>
     <w:p>
@@ -832,7 +872,7 @@
         <w:pStyle w:val="ListBullet2"/>
       </w:pPr>
       <w:r>
-        <w:t>Dark Web Credential Exposure (ES-009)</w:t>
+        <w:t>Item Code Validation (against ADA/MBS registry)</w:t>
       </w:r>
     </w:p>
     <w:p>
@@ -848,7 +888,7 @@
         <w:pStyle w:val="ListBullet2"/>
       </w:pPr>
       <w:r>
-        <w:t>ES-001 through ES-009 (each with pass/fail status)</w:t>
+        <w:t>ES-001 Distance, ES-002 Velocity, ES-003 IP Block, ES-004 Waiver Abuse, ES-005 Phantom ABN, ES-006 Cluster Flag, ES-007 Waiver Frequency, ES-008 Item Code Validation (each with pass/fail status)</w:t>
       </w:r>
     </w:p>
     <w:p/>
@@ -946,7 +986,7 @@
         <w:pStyle w:val="ListBullet2"/>
       </w:pPr>
       <w:r>
-        <w:t>Four green checks appear in sequence</w:t>
+        <w:t>Four green validation checks appear in sequence (document type, field extraction, confidence scoring, pre-flight gate)</w:t>
       </w:r>
     </w:p>
     <w:p>
@@ -962,7 +1002,7 @@
         <w:pStyle w:val="ListBullet2"/>
       </w:pPr>
       <w:r>
-        <w:t>Form fields populate and flash green</w:t>
+        <w:t>After a 3-second pause, the 6 form fields populate and flash green one at a time (200ms apart)</w:t>
       </w:r>
     </w:p>
     <w:p>
@@ -970,7 +1010,7 @@
         <w:pStyle w:val="ListBullet2"/>
       </w:pPr>
       <w:r>
-        <w:t>Timing: 0.8s → 3.0s → 5.2s → 8.2s</w:t>
+        <w:t>Timing: 0.8s → 3.0s → 5.2s → [pause] → 8.2s-9.2s field flashes → 10.0s pre-flight gate</w:t>
       </w:r>
     </w:p>
     <w:p>
@@ -1181,23 +1221,31 @@
         <w:pStyle w:val="ListBullet2"/>
       </w:pPr>
       <w:r>
-        <w:t>8.2s: Pre-flight gate passed ✓</w:t>
+        <w:t>8.2s-9.2s: form fields flash green, one at a time ✓</w:t>
       </w:r>
     </w:p>
     <w:p>
       <w:pPr>
-        <w:pStyle w:val="ListBullet"/>
+        <w:pStyle w:val="ListBullet2"/>
       </w:pPr>
       <w:r>
-        <w:t>Phase 1 (Document Forensics):</w:t>
+        <w:t>10.0s: Pre-flight gate passed ✓</w:t>
       </w:r>
     </w:p>
     <w:p>
       <w:pPr>
+        <w:pStyle w:val="ListBullet"/>
+      </w:pPr>
+      <w:r>
+        <w:t>Phase 1 (Document Forensics, inside the pipeline modal):</w:t>
+      </w:r>
+    </w:p>
+    <w:p>
+      <w:pPr>
         <w:pStyle w:val="ListBullet2"/>
       </w:pPr>
       <w:r>
-        <w:t>~12s total (sequential checks with 200-400ms between items)</w:t>
+        <w:t>~17s total (6 sequential checks, last one lands at 15.6s + 1.6s buffer)</w:t>
       </w:r>
     </w:p>
     <w:p>
@@ -1213,7 +1261,7 @@
         <w:pStyle w:val="ListBullet2"/>
       </w:pPr>
       <w:r>
-        <w:t>~8s total (runs all 8 checks with staggered animation)</w:t>
+        <w:t>~18s total (runs all 8 checks with staggered animation, last one lands at 16.0s + 1.6s buffer)</w:t>
       </w:r>
     </w:p>
     <w:p>
@@ -1229,7 +1277,7 @@
         <w:pStyle w:val="ListBullet2"/>
       </w:pPr>
       <w:r>
-        <w:t>~10s total (RAG match calculation + network analysis)</w:t>
+        <w:t>~7-9s total, varies by scenario (RAG match calculation + network analysis)</w:t>
       </w:r>
     </w:p>
     <w:sectPr>
